--- a/data/HR-files/Munkaidő nyilvántartási rendszer - OML.docx
+++ b/data/HR-files/Munkaidő nyilvántartási rendszer - OML.docx
@@ -260,40 +260,125 @@
           <w:sz w:val="20"/>
           <w:szCs w:val="20"/>
         </w:rPr>
-        <w:t>A Divian-Mega Kft. továbbá tájékoztatja dolgozóját, hogy a munkáltatói jogkör gyakorlója valamint a nyilvántartással</w:t>
-      </w:r>
-      <w:r>
-        <w:rPr>
-          <w:rFonts w:ascii="Poppins" w:hAnsi="Poppins" w:cs="Poppins"/>
-          <w:sz w:val="20"/>
-          <w:szCs w:val="20"/>
-        </w:rPr>
-        <w:t xml:space="preserve"> és </w:t>
-      </w:r>
-      <w:r>
-        <w:rPr>
-          <w:rFonts w:ascii="Poppins" w:hAnsi="Poppins" w:cs="Poppins"/>
-          <w:sz w:val="20"/>
-          <w:szCs w:val="20"/>
-        </w:rPr>
-        <w:t xml:space="preserve">a bérszámfejtési feladatokkal megbízott </w:t>
-      </w:r>
-      <w:r>
-        <w:rPr>
-          <w:rFonts w:ascii="Poppins" w:hAnsi="Poppins" w:cs="Poppins"/>
-          <w:sz w:val="20"/>
-          <w:szCs w:val="20"/>
-        </w:rPr>
-        <w:t>Lajkó Nóra, a</w:t>
-      </w:r>
-      <w:r>
-        <w:rPr>
-          <w:rFonts w:ascii="Poppins" w:hAnsi="Poppins" w:cs="Poppins"/>
-          <w:sz w:val="20"/>
-          <w:szCs w:val="20"/>
-        </w:rPr>
-        <w:t xml:space="preserve"> rendszerhez </w:t>
-      </w:r>
+        <w:t xml:space="preserve">A </w:t>
+      </w:r>
+      <w:proofErr w:type="spellStart"/>
+      <w:r>
+        <w:rPr>
+          <w:rFonts w:ascii="Poppins" w:hAnsi="Poppins" w:cs="Poppins"/>
+          <w:sz w:val="20"/>
+          <w:szCs w:val="20"/>
+        </w:rPr>
+        <w:t>Divian</w:t>
+      </w:r>
+      <w:proofErr w:type="spellEnd"/>
+      <w:r>
+        <w:rPr>
+          <w:rFonts w:ascii="Poppins" w:hAnsi="Poppins" w:cs="Poppins"/>
+          <w:sz w:val="20"/>
+          <w:szCs w:val="20"/>
+        </w:rPr>
+        <w:t xml:space="preserve">-Mega Kft. továbbá tájékoztatja dolgozóját, hogy a munkáltatói jogkör gyakorlója valamint </w:t>
+      </w:r>
+      <w:r>
+        <w:rPr>
+          <w:rFonts w:ascii="Poppins" w:hAnsi="Poppins" w:cs="Poppins"/>
+          <w:sz w:val="20"/>
+          <w:szCs w:val="20"/>
+        </w:rPr>
+        <w:t xml:space="preserve">Bíróné Novák Kinga, </w:t>
+      </w:r>
+      <w:r>
+        <w:rPr>
+          <w:rFonts w:ascii="Poppins" w:hAnsi="Poppins" w:cs="Poppins"/>
+          <w:sz w:val="20"/>
+          <w:szCs w:val="20"/>
+        </w:rPr>
+        <w:t>a nyilvántartással</w:t>
+      </w:r>
+      <w:r>
+        <w:rPr>
+          <w:rFonts w:ascii="Poppins" w:hAnsi="Poppins" w:cs="Poppins"/>
+          <w:sz w:val="20"/>
+          <w:szCs w:val="20"/>
+        </w:rPr>
+        <w:t xml:space="preserve">- </w:t>
+      </w:r>
+      <w:r>
+        <w:rPr>
+          <w:rFonts w:ascii="Poppins" w:hAnsi="Poppins" w:cs="Poppins"/>
+          <w:sz w:val="20"/>
+          <w:szCs w:val="20"/>
+        </w:rPr>
+        <w:t xml:space="preserve">és </w:t>
+      </w:r>
+      <w:proofErr w:type="spellStart"/>
+      <w:r>
+        <w:rPr>
+          <w:rFonts w:ascii="Poppins" w:hAnsi="Poppins" w:cs="Poppins"/>
+          <w:sz w:val="20"/>
+          <w:szCs w:val="20"/>
+        </w:rPr>
+        <w:t>Barvircz</w:t>
+      </w:r>
+      <w:proofErr w:type="spellEnd"/>
+      <w:r>
+        <w:rPr>
+          <w:rFonts w:ascii="Poppins" w:hAnsi="Poppins" w:cs="Poppins"/>
+          <w:sz w:val="20"/>
+          <w:szCs w:val="20"/>
+        </w:rPr>
+        <w:t>-Mago</w:t>
+      </w:r>
+      <w:r>
+        <w:rPr>
+          <w:rFonts w:ascii="Poppins" w:hAnsi="Poppins" w:cs="Poppins"/>
+          <w:sz w:val="20"/>
+          <w:szCs w:val="20"/>
+        </w:rPr>
+        <w:t>n</w:t>
+      </w:r>
+      <w:r>
+        <w:rPr>
+          <w:rFonts w:ascii="Poppins" w:hAnsi="Poppins" w:cs="Poppins"/>
+          <w:sz w:val="20"/>
+          <w:szCs w:val="20"/>
+        </w:rPr>
+        <w:t>y Katalin</w:t>
+      </w:r>
+      <w:r>
+        <w:rPr>
+          <w:rFonts w:ascii="Poppins" w:hAnsi="Poppins" w:cs="Poppins"/>
+          <w:sz w:val="20"/>
+          <w:szCs w:val="20"/>
+        </w:rPr>
+        <w:t>, a</w:t>
+      </w:r>
+      <w:r>
+        <w:rPr>
+          <w:rFonts w:ascii="Poppins" w:hAnsi="Poppins" w:cs="Poppins"/>
+          <w:sz w:val="20"/>
+          <w:szCs w:val="20"/>
+        </w:rPr>
+        <w:t xml:space="preserve"> bérszámfejtési feladatokkal megbízott </w:t>
+      </w:r>
+      <w:r>
+        <w:rPr>
+          <w:rFonts w:ascii="Poppins" w:hAnsi="Poppins" w:cs="Poppins"/>
+          <w:sz w:val="20"/>
+          <w:szCs w:val="20"/>
+        </w:rPr>
+        <w:t>személy</w:t>
+      </w:r>
+      <w:r>
+        <w:rPr>
+          <w:rFonts w:ascii="Poppins" w:hAnsi="Poppins" w:cs="Poppins"/>
+          <w:sz w:val="20"/>
+          <w:szCs w:val="20"/>
+        </w:rPr>
+        <w:t xml:space="preserve">, a rendszerhez </w:t>
+      </w:r>
+      <w:proofErr w:type="spellStart"/>
       <w:r>
         <w:rPr>
           <w:rFonts w:ascii="Poppins" w:hAnsi="Poppins" w:cs="Poppins"/>
@@ -302,13 +387,32 @@
         </w:rPr>
         <w:t>teljeskörűen</w:t>
       </w:r>
-      <w:r>
-        <w:rPr>
-          <w:rFonts w:ascii="Poppins" w:hAnsi="Poppins" w:cs="Poppins"/>
-          <w:sz w:val="20"/>
-          <w:szCs w:val="20"/>
-        </w:rPr>
-        <w:t xml:space="preserve">, a Divian-Mega Kft. valamennyi dolgozójának nyilvántartáshoz hozzáfér. </w:t>
+      <w:proofErr w:type="spellEnd"/>
+      <w:r>
+        <w:rPr>
+          <w:rFonts w:ascii="Poppins" w:hAnsi="Poppins" w:cs="Poppins"/>
+          <w:sz w:val="20"/>
+          <w:szCs w:val="20"/>
+        </w:rPr>
+        <w:t xml:space="preserve">, a </w:t>
+      </w:r>
+      <w:proofErr w:type="spellStart"/>
+      <w:r>
+        <w:rPr>
+          <w:rFonts w:ascii="Poppins" w:hAnsi="Poppins" w:cs="Poppins"/>
+          <w:sz w:val="20"/>
+          <w:szCs w:val="20"/>
+        </w:rPr>
+        <w:t>Divian</w:t>
+      </w:r>
+      <w:proofErr w:type="spellEnd"/>
+      <w:r>
+        <w:rPr>
+          <w:rFonts w:ascii="Poppins" w:hAnsi="Poppins" w:cs="Poppins"/>
+          <w:sz w:val="20"/>
+          <w:szCs w:val="20"/>
+        </w:rPr>
+        <w:t xml:space="preserve">-Mega Kft. valamennyi dolgozójának nyilvántartáshoz hozzáfér. </w:t>
       </w:r>
     </w:p>
     <w:p>

--- a/data/HR-files/Munkaidő nyilvántartási rendszer - OML.docx
+++ b/data/HR-files/Munkaidő nyilvántartási rendszer - OML.docx
@@ -6,12 +6,12 @@
       <w:pPr>
         <w:jc w:val="center"/>
         <w:rPr>
-          <w:rFonts w:ascii="Poppins" w:hAnsi="Poppins" w:cs="Poppins"/>
+          <w:rFonts w:ascii="Poppins" w:hAnsi="Poppins" w:cs="Poppins" w:eastAsia="Poppins"/>
         </w:rPr>
       </w:pPr>
       <w:r>
         <w:rPr>
-          <w:rFonts w:ascii="Poppins" w:hAnsi="Poppins" w:cs="Poppins"/>
+          <w:rFonts w:ascii="Poppins" w:hAnsi="Poppins" w:cs="Poppins" w:eastAsia="Poppins"/>
           <w:b/>
           <w:u w:val="single"/>
         </w:rPr>
@@ -19,7 +19,7 @@
       </w:r>
       <w:r>
         <w:rPr>
-          <w:rFonts w:ascii="Poppins" w:hAnsi="Poppins" w:cs="Poppins"/>
+          <w:rFonts w:ascii="Poppins" w:hAnsi="Poppins" w:cs="Poppins" w:eastAsia="Poppins"/>
           <w:b/>
           <w:u w:val="single"/>
         </w:rPr>
@@ -27,7 +27,7 @@
       </w:r>
       <w:r>
         <w:rPr>
-          <w:rFonts w:ascii="Poppins" w:hAnsi="Poppins" w:cs="Poppins"/>
+          <w:rFonts w:ascii="Poppins" w:hAnsi="Poppins" w:cs="Poppins" w:eastAsia="Poppins"/>
         </w:rPr>
         <w:t>Online Munkaidő Nyilvántartó rendszer</w:t>
       </w:r>
@@ -36,7 +36,7 @@
       <w:pPr>
         <w:jc w:val="center"/>
         <w:rPr>
-          <w:rFonts w:ascii="Poppins" w:hAnsi="Poppins" w:cs="Poppins"/>
+          <w:rFonts w:ascii="Poppins" w:hAnsi="Poppins" w:cs="Poppins" w:eastAsia="Poppins"/>
           <w:b/>
           <w:u w:val="single"/>
         </w:rPr>
@@ -60,7 +60,7 @@
           <w:p>
             <w:pPr>
               <w:rPr>
-                <w:rFonts w:ascii="Poppins" w:hAnsi="Poppins" w:cs="Poppins"/>
+                <w:rFonts w:ascii="Poppins" w:hAnsi="Poppins" w:cs="Poppins" w:eastAsia="Poppins"/>
                 <w:sz w:val="20"/>
                 <w:szCs w:val="20"/>
                 <w:highlight w:val="yellow"/>
@@ -68,7 +68,7 @@
             </w:pPr>
             <w:r>
               <w:rPr>
-                <w:rFonts w:ascii="Poppins" w:hAnsi="Poppins" w:cs="Poppins"/>
+                <w:rFonts w:ascii="Poppins" w:hAnsi="Poppins" w:cs="Poppins" w:eastAsia="Poppins"/>
                 <w:sz w:val="20"/>
                 <w:szCs w:val="20"/>
                 <w:highlight w:val="yellow"/>
@@ -85,7 +85,7 @@
             <w:pPr>
               <w:jc w:val="center"/>
               <w:rPr>
-                <w:rFonts w:ascii="Poppins" w:hAnsi="Poppins" w:cs="Poppins"/>
+                <w:rFonts w:ascii="Poppins" w:hAnsi="Poppins" w:cs="Poppins" w:eastAsia="Poppins"/>
                 <w:b/>
                 <w:sz w:val="20"/>
                 <w:szCs w:val="20"/>
@@ -103,7 +103,7 @@
           <w:p>
             <w:pPr>
               <w:rPr>
-                <w:rFonts w:ascii="Poppins" w:hAnsi="Poppins" w:cs="Poppins"/>
+                <w:rFonts w:ascii="Poppins" w:hAnsi="Poppins" w:cs="Poppins" w:eastAsia="Poppins"/>
                 <w:sz w:val="20"/>
                 <w:szCs w:val="20"/>
                 <w:highlight w:val="yellow"/>
@@ -111,7 +111,7 @@
             </w:pPr>
             <w:r>
               <w:rPr>
-                <w:rFonts w:ascii="Poppins" w:hAnsi="Poppins" w:cs="Poppins"/>
+                <w:rFonts w:ascii="Poppins" w:hAnsi="Poppins" w:cs="Poppins" w:eastAsia="Poppins"/>
                 <w:sz w:val="20"/>
                 <w:szCs w:val="20"/>
                 <w:highlight w:val="yellow"/>
@@ -128,7 +128,7 @@
             <w:pPr>
               <w:jc w:val="center"/>
               <w:rPr>
-                <w:rFonts w:ascii="Poppins" w:hAnsi="Poppins" w:cs="Poppins"/>
+                <w:rFonts w:ascii="Poppins" w:hAnsi="Poppins" w:cs="Poppins" w:eastAsia="Poppins"/>
                 <w:b/>
                 <w:sz w:val="20"/>
                 <w:szCs w:val="20"/>
@@ -146,14 +146,14 @@
           <w:p>
             <w:pPr>
               <w:rPr>
-                <w:rFonts w:ascii="Poppins" w:hAnsi="Poppins" w:cs="Poppins"/>
+                <w:rFonts w:ascii="Poppins" w:hAnsi="Poppins" w:cs="Poppins" w:eastAsia="Poppins"/>
                 <w:sz w:val="20"/>
                 <w:szCs w:val="20"/>
               </w:rPr>
             </w:pPr>
             <w:r>
               <w:rPr>
-                <w:rFonts w:ascii="Poppins" w:hAnsi="Poppins" w:cs="Poppins"/>
+                <w:rFonts w:ascii="Poppins" w:hAnsi="Poppins" w:cs="Poppins" w:eastAsia="Poppins"/>
                 <w:sz w:val="20"/>
                 <w:szCs w:val="20"/>
                 <w:highlight w:val="yellow"/>
@@ -162,7 +162,7 @@
             </w:r>
             <w:r>
               <w:rPr>
-                <w:rFonts w:ascii="Poppins" w:hAnsi="Poppins" w:cs="Poppins"/>
+                <w:rFonts w:ascii="Poppins" w:hAnsi="Poppins" w:cs="Poppins" w:eastAsia="Poppins"/>
                 <w:sz w:val="20"/>
                 <w:szCs w:val="20"/>
                 <w:highlight w:val="yellow"/>
@@ -171,7 +171,7 @@
             </w:r>
             <w:r>
               <w:rPr>
-                <w:rFonts w:ascii="Poppins" w:hAnsi="Poppins" w:cs="Poppins"/>
+                <w:rFonts w:ascii="Poppins" w:hAnsi="Poppins" w:cs="Poppins" w:eastAsia="Poppins"/>
                 <w:sz w:val="20"/>
                 <w:szCs w:val="20"/>
               </w:rPr>
@@ -187,7 +187,7 @@
             <w:pPr>
               <w:jc w:val="center"/>
               <w:rPr>
-                <w:rFonts w:ascii="Poppins" w:hAnsi="Poppins" w:cs="Poppins"/>
+                <w:rFonts w:ascii="Poppins" w:hAnsi="Poppins" w:cs="Poppins" w:eastAsia="Poppins"/>
                 <w:b/>
                 <w:sz w:val="20"/>
                 <w:szCs w:val="20"/>
@@ -201,7 +201,7 @@
     <w:p>
       <w:pPr>
         <w:rPr>
-          <w:rFonts w:ascii="Poppins" w:hAnsi="Poppins" w:cs="Poppins"/>
+          <w:rFonts w:ascii="Poppins" w:hAnsi="Poppins" w:cs="Poppins" w:eastAsia="Poppins"/>
           <w:sz w:val="20"/>
           <w:szCs w:val="20"/>
         </w:rPr>
@@ -211,7 +211,7 @@
       <w:pPr>
         <w:jc w:val="both"/>
         <w:rPr>
-          <w:rFonts w:ascii="Poppins" w:hAnsi="Poppins" w:cs="Poppins"/>
+          <w:rFonts w:ascii="Poppins" w:hAnsi="Poppins" w:cs="Poppins" w:eastAsia="Poppins"/>
           <w:b/>
           <w:sz w:val="20"/>
           <w:szCs w:val="20"/>
@@ -220,7 +220,7 @@
       </w:pPr>
       <w:r>
         <w:rPr>
-          <w:rFonts w:ascii="Poppins" w:hAnsi="Poppins" w:cs="Poppins"/>
+          <w:rFonts w:ascii="Poppins" w:hAnsi="Poppins" w:cs="Poppins" w:eastAsia="Poppins"/>
           <w:sz w:val="20"/>
           <w:szCs w:val="20"/>
         </w:rPr>
@@ -231,14 +231,14 @@
       <w:pPr>
         <w:jc w:val="both"/>
         <w:rPr>
-          <w:rFonts w:ascii="Poppins" w:hAnsi="Poppins" w:cs="Poppins"/>
+          <w:rFonts w:ascii="Poppins" w:hAnsi="Poppins" w:cs="Poppins" w:eastAsia="Poppins"/>
           <w:sz w:val="20"/>
           <w:szCs w:val="20"/>
         </w:rPr>
       </w:pPr>
       <w:r>
         <w:rPr>
-          <w:rFonts w:ascii="Poppins" w:hAnsi="Poppins" w:cs="Poppins"/>
+          <w:rFonts w:ascii="Poppins" w:hAnsi="Poppins" w:cs="Poppins" w:eastAsia="Poppins"/>
           <w:sz w:val="20"/>
           <w:szCs w:val="20"/>
         </w:rPr>
@@ -249,14 +249,14 @@
       <w:pPr>
         <w:jc w:val="both"/>
         <w:rPr>
-          <w:rFonts w:ascii="Poppins" w:hAnsi="Poppins" w:cs="Poppins"/>
+          <w:rFonts w:ascii="Poppins" w:hAnsi="Poppins" w:cs="Poppins" w:eastAsia="Poppins"/>
           <w:sz w:val="20"/>
           <w:szCs w:val="20"/>
         </w:rPr>
       </w:pPr>
       <w:r>
         <w:rPr>
-          <w:rFonts w:ascii="Poppins" w:hAnsi="Poppins" w:cs="Poppins"/>
+          <w:rFonts w:ascii="Poppins" w:hAnsi="Poppins" w:cs="Poppins" w:eastAsia="Poppins"/>
           <w:sz w:val="20"/>
           <w:szCs w:val="20"/>
         </w:rPr>
@@ -265,7 +265,7 @@
       <w:proofErr w:type="spellStart"/>
       <w:r>
         <w:rPr>
-          <w:rFonts w:ascii="Poppins" w:hAnsi="Poppins" w:cs="Poppins"/>
+          <w:rFonts w:ascii="Poppins" w:hAnsi="Poppins" w:cs="Poppins" w:eastAsia="Poppins"/>
           <w:sz w:val="20"/>
           <w:szCs w:val="20"/>
         </w:rPr>
@@ -274,7 +274,7 @@
       <w:proofErr w:type="spellEnd"/>
       <w:r>
         <w:rPr>
-          <w:rFonts w:ascii="Poppins" w:hAnsi="Poppins" w:cs="Poppins"/>
+          <w:rFonts w:ascii="Poppins" w:hAnsi="Poppins" w:cs="Poppins" w:eastAsia="Poppins"/>
           <w:sz w:val="20"/>
           <w:szCs w:val="20"/>
         </w:rPr>
@@ -282,7 +282,7 @@
       </w:r>
       <w:r>
         <w:rPr>
-          <w:rFonts w:ascii="Poppins" w:hAnsi="Poppins" w:cs="Poppins"/>
+          <w:rFonts w:ascii="Poppins" w:hAnsi="Poppins" w:cs="Poppins" w:eastAsia="Poppins"/>
           <w:sz w:val="20"/>
           <w:szCs w:val="20"/>
         </w:rPr>
@@ -290,7 +290,7 @@
       </w:r>
       <w:r>
         <w:rPr>
-          <w:rFonts w:ascii="Poppins" w:hAnsi="Poppins" w:cs="Poppins"/>
+          <w:rFonts w:ascii="Poppins" w:hAnsi="Poppins" w:cs="Poppins" w:eastAsia="Poppins"/>
           <w:sz w:val="20"/>
           <w:szCs w:val="20"/>
         </w:rPr>
@@ -298,7 +298,7 @@
       </w:r>
       <w:r>
         <w:rPr>
-          <w:rFonts w:ascii="Poppins" w:hAnsi="Poppins" w:cs="Poppins"/>
+          <w:rFonts w:ascii="Poppins" w:hAnsi="Poppins" w:cs="Poppins" w:eastAsia="Poppins"/>
           <w:sz w:val="20"/>
           <w:szCs w:val="20"/>
         </w:rPr>
@@ -306,7 +306,7 @@
       </w:r>
       <w:r>
         <w:rPr>
-          <w:rFonts w:ascii="Poppins" w:hAnsi="Poppins" w:cs="Poppins"/>
+          <w:rFonts w:ascii="Poppins" w:hAnsi="Poppins" w:cs="Poppins" w:eastAsia="Poppins"/>
           <w:sz w:val="20"/>
           <w:szCs w:val="20"/>
         </w:rPr>
@@ -315,7 +315,7 @@
       <w:proofErr w:type="spellStart"/>
       <w:r>
         <w:rPr>
-          <w:rFonts w:ascii="Poppins" w:hAnsi="Poppins" w:cs="Poppins"/>
+          <w:rFonts w:ascii="Poppins" w:hAnsi="Poppins" w:cs="Poppins" w:eastAsia="Poppins"/>
           <w:sz w:val="20"/>
           <w:szCs w:val="20"/>
         </w:rPr>
@@ -324,7 +324,7 @@
       <w:proofErr w:type="spellEnd"/>
       <w:r>
         <w:rPr>
-          <w:rFonts w:ascii="Poppins" w:hAnsi="Poppins" w:cs="Poppins"/>
+          <w:rFonts w:ascii="Poppins" w:hAnsi="Poppins" w:cs="Poppins" w:eastAsia="Poppins"/>
           <w:sz w:val="20"/>
           <w:szCs w:val="20"/>
         </w:rPr>
@@ -332,7 +332,7 @@
       </w:r>
       <w:r>
         <w:rPr>
-          <w:rFonts w:ascii="Poppins" w:hAnsi="Poppins" w:cs="Poppins"/>
+          <w:rFonts w:ascii="Poppins" w:hAnsi="Poppins" w:cs="Poppins" w:eastAsia="Poppins"/>
           <w:sz w:val="20"/>
           <w:szCs w:val="20"/>
         </w:rPr>
@@ -340,7 +340,7 @@
       </w:r>
       <w:r>
         <w:rPr>
-          <w:rFonts w:ascii="Poppins" w:hAnsi="Poppins" w:cs="Poppins"/>
+          <w:rFonts w:ascii="Poppins" w:hAnsi="Poppins" w:cs="Poppins" w:eastAsia="Poppins"/>
           <w:sz w:val="20"/>
           <w:szCs w:val="20"/>
         </w:rPr>
@@ -348,7 +348,7 @@
       </w:r>
       <w:r>
         <w:rPr>
-          <w:rFonts w:ascii="Poppins" w:hAnsi="Poppins" w:cs="Poppins"/>
+          <w:rFonts w:ascii="Poppins" w:hAnsi="Poppins" w:cs="Poppins" w:eastAsia="Poppins"/>
           <w:sz w:val="20"/>
           <w:szCs w:val="20"/>
         </w:rPr>
@@ -356,7 +356,7 @@
       </w:r>
       <w:r>
         <w:rPr>
-          <w:rFonts w:ascii="Poppins" w:hAnsi="Poppins" w:cs="Poppins"/>
+          <w:rFonts w:ascii="Poppins" w:hAnsi="Poppins" w:cs="Poppins" w:eastAsia="Poppins"/>
           <w:sz w:val="20"/>
           <w:szCs w:val="20"/>
         </w:rPr>
@@ -364,7 +364,7 @@
       </w:r>
       <w:r>
         <w:rPr>
-          <w:rFonts w:ascii="Poppins" w:hAnsi="Poppins" w:cs="Poppins"/>
+          <w:rFonts w:ascii="Poppins" w:hAnsi="Poppins" w:cs="Poppins" w:eastAsia="Poppins"/>
           <w:sz w:val="20"/>
           <w:szCs w:val="20"/>
         </w:rPr>
@@ -372,7 +372,7 @@
       </w:r>
       <w:r>
         <w:rPr>
-          <w:rFonts w:ascii="Poppins" w:hAnsi="Poppins" w:cs="Poppins"/>
+          <w:rFonts w:ascii="Poppins" w:hAnsi="Poppins" w:cs="Poppins" w:eastAsia="Poppins"/>
           <w:sz w:val="20"/>
           <w:szCs w:val="20"/>
         </w:rPr>
@@ -381,7 +381,7 @@
       <w:proofErr w:type="spellStart"/>
       <w:r>
         <w:rPr>
-          <w:rFonts w:ascii="Poppins" w:hAnsi="Poppins" w:cs="Poppins"/>
+          <w:rFonts w:ascii="Poppins" w:hAnsi="Poppins" w:cs="Poppins" w:eastAsia="Poppins"/>
           <w:sz w:val="20"/>
           <w:szCs w:val="20"/>
         </w:rPr>
@@ -390,7 +390,7 @@
       <w:proofErr w:type="spellEnd"/>
       <w:r>
         <w:rPr>
-          <w:rFonts w:ascii="Poppins" w:hAnsi="Poppins" w:cs="Poppins"/>
+          <w:rFonts w:ascii="Poppins" w:hAnsi="Poppins" w:cs="Poppins" w:eastAsia="Poppins"/>
           <w:sz w:val="20"/>
           <w:szCs w:val="20"/>
         </w:rPr>
@@ -399,7 +399,7 @@
       <w:proofErr w:type="spellStart"/>
       <w:r>
         <w:rPr>
-          <w:rFonts w:ascii="Poppins" w:hAnsi="Poppins" w:cs="Poppins"/>
+          <w:rFonts w:ascii="Poppins" w:hAnsi="Poppins" w:cs="Poppins" w:eastAsia="Poppins"/>
           <w:sz w:val="20"/>
           <w:szCs w:val="20"/>
         </w:rPr>
@@ -408,7 +408,7 @@
       <w:proofErr w:type="spellEnd"/>
       <w:r>
         <w:rPr>
-          <w:rFonts w:ascii="Poppins" w:hAnsi="Poppins" w:cs="Poppins"/>
+          <w:rFonts w:ascii="Poppins" w:hAnsi="Poppins" w:cs="Poppins" w:eastAsia="Poppins"/>
           <w:sz w:val="20"/>
           <w:szCs w:val="20"/>
         </w:rPr>
@@ -419,14 +419,14 @@
       <w:pPr>
         <w:jc w:val="both"/>
         <w:rPr>
-          <w:rFonts w:ascii="Poppins" w:hAnsi="Poppins" w:cs="Poppins"/>
+          <w:rFonts w:ascii="Poppins" w:hAnsi="Poppins" w:cs="Poppins" w:eastAsia="Poppins"/>
           <w:sz w:val="20"/>
           <w:szCs w:val="20"/>
         </w:rPr>
       </w:pPr>
       <w:r>
         <w:rPr>
-          <w:rFonts w:ascii="Poppins" w:hAnsi="Poppins" w:cs="Poppins"/>
+          <w:rFonts w:ascii="Poppins" w:hAnsi="Poppins" w:cs="Poppins" w:eastAsia="Poppins"/>
           <w:sz w:val="20"/>
           <w:szCs w:val="20"/>
         </w:rPr>
@@ -434,7 +434,7 @@
       </w:r>
       <w:r>
         <w:rPr>
-          <w:rFonts w:ascii="Poppins" w:hAnsi="Poppins" w:cs="Poppins"/>
+          <w:rFonts w:ascii="Poppins" w:hAnsi="Poppins" w:cs="Poppins" w:eastAsia="Poppins"/>
           <w:sz w:val="20"/>
           <w:szCs w:val="20"/>
           <w:highlight w:val="yellow"/>
@@ -446,7 +446,7 @@
       <w:pPr>
         <w:jc w:val="both"/>
         <w:rPr>
-          <w:rFonts w:ascii="Poppins" w:hAnsi="Poppins" w:cs="Poppins"/>
+          <w:rFonts w:ascii="Poppins" w:hAnsi="Poppins" w:cs="Poppins" w:eastAsia="Poppins"/>
           <w:sz w:val="20"/>
           <w:szCs w:val="20"/>
         </w:rPr>
@@ -460,7 +460,7 @@
       </w:pPr>
       <w:r>
         <w:rPr>
-          <w:rFonts w:ascii="Poppins" w:hAnsi="Poppins" w:cs="Poppins"/>
+          <w:rFonts w:ascii="Poppins" w:hAnsi="Poppins" w:cs="Poppins" w:eastAsia="Poppins"/>
           <w:sz w:val="20"/>
           <w:szCs w:val="20"/>
         </w:rPr>
@@ -468,7 +468,7 @@
       </w:r>
       <w:r>
         <w:rPr>
-          <w:rFonts w:ascii="Poppins" w:hAnsi="Poppins" w:cs="Poppins"/>
+          <w:rFonts w:ascii="Poppins" w:hAnsi="Poppins" w:cs="Poppins" w:eastAsia="Poppins"/>
           <w:sz w:val="20"/>
           <w:szCs w:val="20"/>
         </w:rPr>
@@ -478,7 +478,7 @@
     <w:p>
       <w:pPr>
         <w:rPr>
-          <w:rFonts w:ascii="Poppins" w:hAnsi="Poppins" w:cs="Poppins"/>
+          <w:rFonts w:ascii="Poppins" w:hAnsi="Poppins" w:cs="Poppins" w:eastAsia="Poppins"/>
           <w:sz w:val="20"/>
           <w:szCs w:val="20"/>
         </w:rPr>
@@ -487,7 +487,7 @@
     <w:p>
       <w:pPr>
         <w:rPr>
-          <w:rFonts w:ascii="Poppins" w:hAnsi="Poppins" w:cs="Poppins"/>
+          <w:rFonts w:ascii="Poppins" w:hAnsi="Poppins" w:cs="Poppins" w:eastAsia="Poppins"/>
           <w:sz w:val="20"/>
           <w:szCs w:val="20"/>
         </w:rPr>
@@ -509,7 +509,7 @@
   <w:docDefaults>
     <w:rPrDefault>
       <w:rPr>
-        <w:rFonts w:asciiTheme="minorHAnsi" w:eastAsiaTheme="minorHAnsi" w:hAnsiTheme="minorHAnsi" w:cstheme="minorBidi"/>
+        <w:rFonts w:ascii="Poppins" w:hAnsi="Poppins" w:eastAsia="Poppins" w:cs="Poppins"/>
         <w:sz w:val="22"/>
         <w:szCs w:val="22"/>
         <w:lang w:val="hu-HU" w:eastAsia="en-US" w:bidi="ar-SA"/>
@@ -955,7 +955,7 @@
       <w:spacing w:after="0" w:line="240" w:lineRule="auto"/>
     </w:pPr>
     <w:rPr>
-      <w:rFonts w:ascii="Segoe UI" w:hAnsi="Segoe UI" w:cs="Segoe UI"/>
+      <w:rFonts w:ascii="Poppins" w:hAnsi="Poppins" w:cs="Poppins" w:eastAsia="Poppins"/>
       <w:sz w:val="18"/>
       <w:szCs w:val="18"/>
     </w:rPr>
@@ -968,7 +968,7 @@
     <w:semiHidden/>
     <w:rsid w:val="00047B26"/>
     <w:rPr>
-      <w:rFonts w:ascii="Segoe UI" w:hAnsi="Segoe UI" w:cs="Segoe UI"/>
+      <w:rFonts w:ascii="Poppins" w:hAnsi="Poppins" w:cs="Poppins" w:eastAsia="Poppins"/>
       <w:sz w:val="18"/>
       <w:szCs w:val="18"/>
     </w:rPr>
@@ -1038,9 +1038,9 @@
     </a:clrScheme>
     <a:fontScheme name="Office">
       <a:majorFont>
-        <a:latin typeface="Calibri Light" panose="020F0302020204030204"/>
-        <a:ea typeface=""/>
-        <a:cs typeface=""/>
+        <a:latin typeface="Poppins" panose="020F0302020204030204"/>
+        <a:ea typeface="Poppins"/>
+        <a:cs typeface="Poppins"/>
         <a:font script="Jpan" typeface="游ゴシック Light"/>
         <a:font script="Hang" typeface="맑은 고딕"/>
         <a:font script="Hans" typeface="等线 Light"/>
@@ -1073,9 +1073,9 @@
         <a:font script="Geor" typeface="Sylfaen"/>
       </a:majorFont>
       <a:minorFont>
-        <a:latin typeface="Calibri" panose="020F0502020204030204"/>
-        <a:ea typeface=""/>
-        <a:cs typeface=""/>
+        <a:latin typeface="Poppins" panose="020F0502020204030204"/>
+        <a:ea typeface="Poppins"/>
+        <a:cs typeface="Poppins"/>
         <a:font script="Jpan" typeface="游明朝"/>
         <a:font script="Hang" typeface="맑은 고딕"/>
         <a:font script="Hans" typeface="等线"/>
